--- a/seed_docs/BC-TX-10W96-Deed-of-Trust.docx
+++ b/seed_docs/BC-TX-10W96-Deed-of-Trust.docx
@@ -102,7 +102,7 @@
           <w:i w:val="0"/>
           <w:sz w:val="22"/>
         </w:rPr>
-        <w:t>THIS DEED OF TRUST is made on or about September 9, 2026 (the “Deed of Trust”), by Crossley Innovations LLC, a Missouri limited liability company organized under the laws of Missouri (the “Borrower” and, for indexing, the “Grantor”), with a notice and mailing address of 8433 N Donnelly Court, Kansas City, MO 64157 (the “Notice Address”), in favor of Brittco Capital Inc, a Florida corporation (the “Beneficiary,” “Lender,” and, for indexing, the “Grantee”), with a notice and mailing address of 4825 Vasca Drive, Sarasota, FL 34240. The Trustee under this Deed of Trust is Security Land &amp; Title, with an address of 14111 S Mur-Len Road, Olathe, KS 66062 (the “Trustee”). The loan amount may include future advances toward rehabilitation and other costs described in the Note.</w:t>
+        <w:t>THIS DEED OF TRUST is made on or about September 9, 2026 (the “Deed of Trust”), by Crossley Innovations LLC, a Missouri limited liability company organized under the laws of Missouri (the “Borrower” and, for indexing, the “Grantor”), with a notice and mailing address of 8433 N Donnelly Court, Kansas City, MO 64157 (the “Notice Address”), in favor of Brittco Capital Inc, a Florida corporation (the “Beneficiary,” “Lender,” and, for indexing, the “Grantee”), with a notice and mailing address of 4825 Vasca Drive, Sarasota, FL 34240. The Trustee under this Deed of Trust is Security Land &amp; Title, with an address of 14111 S Mur-Len Road, Olathe, KS 66062 (the “Trustee”). The loan is a transactional purchase-money advance only. It does not include future advances for rehabilitation or other costs unless Lender agrees in a separate writing.</w:t>
       </w:r>
     </w:p>
     <w:p>
